--- a/ゲーム科2年/00_前期/ゲーム開発Ⅰ/ゲーム数学Ⅱ/テスト/ゲーム数学テスト_答え.docx
+++ b/ゲーム科2年/00_前期/ゲーム開発Ⅰ/ゲーム数学Ⅱ/テスト/ゲーム数学テスト_答え.docx
@@ -1101,33 +1101,17 @@
                       <w:sz w:val="28"/>
                       <w:szCs w:val="28"/>
                     </w:rPr>
-                    <m:t>-</m:t>
-                  </m:r>
+                    <m:t>-3</m:t>
+                  </m:r>
+                </m:e>
+                <m:e>
                   <m:r>
                     <w:rPr>
                       <w:rFonts w:ascii="Cambria Math" w:hAnsi="Cambria Math"/>
                       <w:sz w:val="28"/>
                       <w:szCs w:val="28"/>
                     </w:rPr>
-                    <m:t>3</m:t>
-                  </m:r>
-                </m:e>
-                <m:e>
-                  <m:r>
-                    <w:rPr>
-                      <w:rFonts w:ascii="Cambria Math" w:hAnsi="Cambria Math"/>
-                      <w:sz w:val="28"/>
-                      <w:szCs w:val="28"/>
-                    </w:rPr>
-                    <m:t>-</m:t>
-                  </m:r>
-                  <m:r>
-                    <w:rPr>
-                      <w:rFonts w:ascii="Cambria Math" w:hAnsi="Cambria Math"/>
-                      <w:sz w:val="28"/>
-                      <w:szCs w:val="28"/>
-                    </w:rPr>
-                    <m:t>6</m:t>
+                    <m:t>-6</m:t>
                   </m:r>
                 </m:e>
               </m:mr>
@@ -1320,15 +1304,7 @@
                       <w:sz w:val="28"/>
                       <w:szCs w:val="28"/>
                     </w:rPr>
-                    <m:t>-</m:t>
-                  </m:r>
-                  <m:r>
-                    <w:rPr>
-                      <w:rFonts w:ascii="Cambria Math" w:hAnsi="Cambria Math"/>
-                      <w:sz w:val="28"/>
-                      <w:szCs w:val="28"/>
-                    </w:rPr>
-                    <m:t>18</m:t>
+                    <m:t>-18</m:t>
                   </m:r>
                 </m:e>
               </m:mr>
@@ -1583,15 +1559,7 @@
                       <w:sz w:val="28"/>
                       <w:szCs w:val="28"/>
                     </w:rPr>
-                    <m:t>-</m:t>
-                  </m:r>
-                  <m:r>
-                    <w:rPr>
-                      <w:rFonts w:ascii="Cambria Math" w:hAnsi="Cambria Math"/>
-                      <w:sz w:val="28"/>
-                      <w:szCs w:val="28"/>
-                    </w:rPr>
-                    <m:t>13</m:t>
+                    <m:t>-13</m:t>
                   </m:r>
                 </m:e>
                 <m:e>
@@ -2815,7 +2783,6 @@
     <w:p>
       <w:pPr>
         <w:rPr>
-          <w:rFonts w:hint="eastAsia"/>
           <w:szCs w:val="21"/>
         </w:rPr>
       </w:pPr>
@@ -3015,7 +2982,6 @@
     <w:p>
       <w:pPr>
         <w:rPr>
-          <w:rFonts w:hint="eastAsia"/>
           <w:szCs w:val="21"/>
         </w:rPr>
       </w:pPr>
@@ -3043,7 +3009,6 @@
     <w:p>
       <w:pPr>
         <w:rPr>
-          <w:rFonts w:hint="eastAsia"/>
           <w:szCs w:val="21"/>
         </w:rPr>
       </w:pPr>
@@ -3350,7 +3315,6 @@
     <w:p>
       <w:pPr>
         <w:rPr>
-          <w:rFonts w:hint="eastAsia"/>
           <w:szCs w:val="21"/>
         </w:rPr>
       </w:pPr>
@@ -3657,7 +3621,6 @@
     <w:p>
       <w:pPr>
         <w:rPr>
-          <w:rFonts w:hint="eastAsia"/>
           <w:szCs w:val="21"/>
         </w:rPr>
       </w:pPr>
@@ -3992,7 +3955,6 @@
     <w:p>
       <w:pPr>
         <w:rPr>
-          <w:rFonts w:hint="eastAsia"/>
           <w:szCs w:val="21"/>
         </w:rPr>
       </w:pPr>
@@ -4307,7 +4269,6 @@
     <w:p>
       <w:pPr>
         <w:rPr>
-          <w:rFonts w:hint="eastAsia"/>
           <w:szCs w:val="21"/>
         </w:rPr>
       </w:pPr>
@@ -4790,7 +4751,6 @@
         <w:pStyle w:val="a4"/>
         <w:ind w:leftChars="0" w:left="420"/>
         <w:rPr>
-          <w:rFonts w:hint="eastAsia"/>
           <w:szCs w:val="21"/>
         </w:rPr>
       </w:pPr>
@@ -4885,57 +4845,36 @@
                       <w:rFonts w:ascii="Cambria Math" w:hAnsi="Cambria Math"/>
                       <w:szCs w:val="21"/>
                     </w:rPr>
-                    <m:t>x</m:t>
-                  </m:r>
-                  <m:r>
-                    <w:rPr>
-                      <w:rFonts w:ascii="Cambria Math" w:hAnsi="Cambria Math"/>
-                      <w:szCs w:val="21"/>
-                    </w:rPr>
-                    <m:t>'</m:t>
-                  </m:r>
-                </m:e>
-              </m:mr>
-              <m:mr>
-                <m:e>
-                  <m:r>
-                    <w:rPr>
-                      <w:rFonts w:ascii="Cambria Math" w:eastAsia="Cambria Math" w:hAnsi="Cambria Math" w:cs="Cambria Math"/>
-                      <w:szCs w:val="21"/>
-                    </w:rPr>
-                    <m:t>y</m:t>
-                  </m:r>
-                  <m:r>
-                    <w:rPr>
-                      <w:rFonts w:ascii="Cambria Math" w:eastAsia="Cambria Math" w:hAnsi="Cambria Math" w:cs="Cambria Math"/>
-                      <w:szCs w:val="21"/>
-                    </w:rPr>
-                    <m:t>'</m:t>
-                  </m:r>
-                  <m:ctrlPr>
-                    <w:rPr>
-                      <w:rFonts w:ascii="Cambria Math" w:eastAsia="Cambria Math" w:hAnsi="Cambria Math" w:cs="Cambria Math"/>
-                      <w:i/>
-                      <w:szCs w:val="21"/>
-                    </w:rPr>
-                  </m:ctrlPr>
-                </m:e>
-              </m:mr>
-              <m:mr>
-                <m:e>
-                  <m:r>
-                    <w:rPr>
-                      <w:rFonts w:ascii="Cambria Math" w:eastAsia="Cambria Math" w:hAnsi="Cambria Math" w:cs="Cambria Math"/>
-                      <w:szCs w:val="21"/>
-                    </w:rPr>
-                    <m:t>z</m:t>
-                  </m:r>
-                  <m:r>
-                    <w:rPr>
-                      <w:rFonts w:ascii="Cambria Math" w:eastAsia="Cambria Math" w:hAnsi="Cambria Math" w:cs="Cambria Math"/>
-                      <w:szCs w:val="21"/>
-                    </w:rPr>
-                    <m:t>'</m:t>
+                    <m:t>x'</m:t>
+                  </m:r>
+                </m:e>
+              </m:mr>
+              <m:mr>
+                <m:e>
+                  <m:r>
+                    <w:rPr>
+                      <w:rFonts w:ascii="Cambria Math" w:eastAsia="Cambria Math" w:hAnsi="Cambria Math" w:cs="Cambria Math"/>
+                      <w:szCs w:val="21"/>
+                    </w:rPr>
+                    <m:t>y'</m:t>
+                  </m:r>
+                  <m:ctrlPr>
+                    <w:rPr>
+                      <w:rFonts w:ascii="Cambria Math" w:eastAsia="Cambria Math" w:hAnsi="Cambria Math" w:cs="Cambria Math"/>
+                      <w:i/>
+                      <w:szCs w:val="21"/>
+                    </w:rPr>
+                  </m:ctrlPr>
+                </m:e>
+              </m:mr>
+              <m:mr>
+                <m:e>
+                  <m:r>
+                    <w:rPr>
+                      <w:rFonts w:ascii="Cambria Math" w:eastAsia="Cambria Math" w:hAnsi="Cambria Math" w:cs="Cambria Math"/>
+                      <w:szCs w:val="21"/>
+                    </w:rPr>
+                    <m:t>z'</m:t>
                   </m:r>
                   <m:ctrlPr>
                     <w:rPr>
@@ -5579,14 +5518,7 @@
                       <w:rFonts w:ascii="Cambria Math" w:eastAsia="Cambria Math" w:hAnsi="Cambria Math" w:cs="Cambria Math"/>
                       <w:szCs w:val="21"/>
                     </w:rPr>
-                    <m:t>-</m:t>
-                  </m:r>
-                  <m:r>
-                    <w:rPr>
-                      <w:rFonts w:ascii="Cambria Math" w:eastAsia="Cambria Math" w:hAnsi="Cambria Math" w:cs="Cambria Math"/>
-                      <w:szCs w:val="21"/>
-                    </w:rPr>
-                    <m:t>5</m:t>
+                    <m:t>-5</m:t>
                   </m:r>
                   <m:ctrlPr>
                     <w:rPr>
@@ -5652,14 +5584,7 @@
                       <w:rFonts w:ascii="Cambria Math" w:eastAsia="Cambria Math" w:hAnsi="Cambria Math" w:cs="Cambria Math"/>
                       <w:szCs w:val="21"/>
                     </w:rPr>
-                    <m:t>-</m:t>
-                  </m:r>
-                  <m:r>
-                    <w:rPr>
-                      <w:rFonts w:ascii="Cambria Math" w:eastAsia="Cambria Math" w:hAnsi="Cambria Math" w:cs="Cambria Math"/>
-                      <w:szCs w:val="21"/>
-                    </w:rPr>
-                    <m:t>8</m:t>
+                    <m:t>-8</m:t>
                   </m:r>
                   <m:ctrlPr>
                     <w:rPr>
@@ -7394,7 +7319,6 @@
       <w:pPr>
         <w:ind w:left="420"/>
         <w:rPr>
-          <w:rFonts w:hint="eastAsia"/>
           <w:szCs w:val="21"/>
         </w:rPr>
       </w:pPr>
@@ -7664,7 +7588,6 @@
         <w:pStyle w:val="a4"/>
         <w:ind w:leftChars="0" w:left="420"/>
         <w:rPr>
-          <w:rFonts w:hint="eastAsia"/>
           <w:szCs w:val="21"/>
         </w:rPr>
       </w:pPr>
@@ -7703,7 +7626,6 @@
         <w:pStyle w:val="a4"/>
         <w:ind w:leftChars="0" w:left="420"/>
         <w:rPr>
-          <w:rFonts w:hint="eastAsia"/>
           <w:sz w:val="18"/>
           <w:szCs w:val="18"/>
         </w:rPr>
@@ -7750,63 +7672,39 @@
                       <w:sz w:val="16"/>
                       <w:szCs w:val="16"/>
                     </w:rPr>
-                    <m:t>x</m:t>
-                  </m:r>
-                  <m:r>
-                    <w:rPr>
-                      <w:rFonts w:ascii="Cambria Math" w:hAnsi="Cambria Math"/>
-                      <w:sz w:val="16"/>
-                      <w:szCs w:val="16"/>
-                    </w:rPr>
-                    <m:t>'</m:t>
-                  </m:r>
-                </m:e>
-              </m:mr>
-              <m:mr>
-                <m:e>
-                  <m:r>
-                    <w:rPr>
-                      <w:rFonts w:ascii="Cambria Math" w:eastAsia="Cambria Math" w:hAnsi="Cambria Math" w:cs="Cambria Math"/>
-                      <w:sz w:val="16"/>
-                      <w:szCs w:val="16"/>
-                    </w:rPr>
-                    <m:t>y</m:t>
-                  </m:r>
-                  <m:r>
-                    <w:rPr>
-                      <w:rFonts w:ascii="Cambria Math" w:eastAsia="Cambria Math" w:hAnsi="Cambria Math" w:cs="Cambria Math"/>
-                      <w:sz w:val="16"/>
-                      <w:szCs w:val="16"/>
-                    </w:rPr>
-                    <m:t>'</m:t>
-                  </m:r>
-                  <m:ctrlPr>
-                    <w:rPr>
-                      <w:rFonts w:ascii="Cambria Math" w:eastAsia="Cambria Math" w:hAnsi="Cambria Math" w:cs="Cambria Math"/>
-                      <w:i/>
-                      <w:sz w:val="16"/>
-                      <w:szCs w:val="16"/>
-                    </w:rPr>
-                  </m:ctrlPr>
-                </m:e>
-              </m:mr>
-              <m:mr>
-                <m:e>
-                  <m:r>
-                    <w:rPr>
-                      <w:rFonts w:ascii="Cambria Math" w:eastAsia="Cambria Math" w:hAnsi="Cambria Math" w:cs="Cambria Math"/>
-                      <w:sz w:val="16"/>
-                      <w:szCs w:val="16"/>
-                    </w:rPr>
-                    <m:t>z</m:t>
-                  </m:r>
-                  <m:r>
-                    <w:rPr>
-                      <w:rFonts w:ascii="Cambria Math" w:eastAsia="Cambria Math" w:hAnsi="Cambria Math" w:cs="Cambria Math"/>
-                      <w:sz w:val="16"/>
-                      <w:szCs w:val="16"/>
-                    </w:rPr>
-                    <m:t>'</m:t>
+                    <m:t>x'</m:t>
+                  </m:r>
+                </m:e>
+              </m:mr>
+              <m:mr>
+                <m:e>
+                  <m:r>
+                    <w:rPr>
+                      <w:rFonts w:ascii="Cambria Math" w:eastAsia="Cambria Math" w:hAnsi="Cambria Math" w:cs="Cambria Math"/>
+                      <w:sz w:val="16"/>
+                      <w:szCs w:val="16"/>
+                    </w:rPr>
+                    <m:t>y'</m:t>
+                  </m:r>
+                  <m:ctrlPr>
+                    <w:rPr>
+                      <w:rFonts w:ascii="Cambria Math" w:eastAsia="Cambria Math" w:hAnsi="Cambria Math" w:cs="Cambria Math"/>
+                      <w:i/>
+                      <w:sz w:val="16"/>
+                      <w:szCs w:val="16"/>
+                    </w:rPr>
+                  </m:ctrlPr>
+                </m:e>
+              </m:mr>
+              <m:mr>
+                <m:e>
+                  <m:r>
+                    <w:rPr>
+                      <w:rFonts w:ascii="Cambria Math" w:eastAsia="Cambria Math" w:hAnsi="Cambria Math" w:cs="Cambria Math"/>
+                      <w:sz w:val="16"/>
+                      <w:szCs w:val="16"/>
+                    </w:rPr>
+                    <m:t>z'</m:t>
                   </m:r>
                   <m:ctrlPr>
                     <w:rPr>
@@ -8060,15 +7958,7 @@
                       <w:sz w:val="16"/>
                       <w:szCs w:val="16"/>
                     </w:rPr>
-                    <m:t>-</m:t>
-                  </m:r>
-                  <m:r>
-                    <w:rPr>
-                      <w:rFonts w:ascii="Cambria Math" w:eastAsia="Cambria Math" w:hAnsi="Cambria Math" w:cs="Cambria Math"/>
-                      <w:sz w:val="16"/>
-                      <w:szCs w:val="16"/>
-                    </w:rPr>
-                    <m:t>300</m:t>
+                    <m:t>-300</m:t>
                   </m:r>
                   <m:ctrlPr>
                     <w:rPr>
@@ -8374,15 +8264,7 @@
                       <w:sz w:val="16"/>
                       <w:szCs w:val="16"/>
                     </w:rPr>
-                    <m:t>cos</m:t>
-                  </m:r>
-                  <m:r>
-                    <w:rPr>
-                      <w:rFonts w:ascii="Cambria Math" w:eastAsia="Cambria Math" w:hAnsi="Cambria Math" w:cs="Cambria Math"/>
-                      <w:sz w:val="16"/>
-                      <w:szCs w:val="16"/>
-                    </w:rPr>
-                    <m:t>100</m:t>
+                    <m:t>cos100</m:t>
                   </m:r>
                   <m:r>
                     <w:rPr>
@@ -9530,6 +9412,1834 @@
         </w:rPr>
         <w:t xml:space="preserve"> </w:t>
       </w:r>
+    </w:p>
+    <w:p>
+      <w:pPr>
+        <w:pStyle w:val="a4"/>
+        <w:ind w:leftChars="0" w:left="420"/>
+        <w:rPr>
+          <w:sz w:val="16"/>
+          <w:szCs w:val="16"/>
+        </w:rPr>
+      </w:pPr>
+      <w:r>
+        <w:rPr>
+          <w:rFonts w:hint="eastAsia"/>
+          <w:sz w:val="16"/>
+          <w:szCs w:val="16"/>
+        </w:rPr>
+        <w:t>もしくは</w:t>
+      </w:r>
+    </w:p>
+    <w:p>
+      <w:pPr>
+        <w:pStyle w:val="a4"/>
+        <w:ind w:leftChars="0" w:left="420"/>
+        <w:rPr>
+          <w:sz w:val="18"/>
+          <w:szCs w:val="18"/>
+        </w:rPr>
+      </w:pPr>
+      <m:oMath>
+        <m:d>
+          <m:dPr>
+            <m:begChr m:val="["/>
+            <m:endChr m:val="]"/>
+            <m:ctrlPr>
+              <w:rPr>
+                <w:rFonts w:ascii="Cambria Math" w:hAnsi="Cambria Math"/>
+                <w:i/>
+                <w:sz w:val="16"/>
+                <w:szCs w:val="16"/>
+              </w:rPr>
+            </m:ctrlPr>
+          </m:dPr>
+          <m:e>
+            <m:m>
+              <m:mPr>
+                <m:mcs>
+                  <m:mc>
+                    <m:mcPr>
+                      <m:count m:val="1"/>
+                      <m:mcJc m:val="center"/>
+                    </m:mcPr>
+                  </m:mc>
+                </m:mcs>
+                <m:ctrlPr>
+                  <w:rPr>
+                    <w:rFonts w:ascii="Cambria Math" w:hAnsi="Cambria Math"/>
+                    <w:i/>
+                    <w:sz w:val="16"/>
+                    <w:szCs w:val="16"/>
+                  </w:rPr>
+                </m:ctrlPr>
+              </m:mPr>
+              <m:mr>
+                <m:e>
+                  <m:r>
+                    <w:rPr>
+                      <w:rFonts w:ascii="Cambria Math" w:hAnsi="Cambria Math"/>
+                      <w:sz w:val="16"/>
+                      <w:szCs w:val="16"/>
+                    </w:rPr>
+                    <m:t>x'</m:t>
+                  </m:r>
+                </m:e>
+              </m:mr>
+              <m:mr>
+                <m:e>
+                  <m:r>
+                    <w:rPr>
+                      <w:rFonts w:ascii="Cambria Math" w:eastAsia="Cambria Math" w:hAnsi="Cambria Math" w:cs="Cambria Math"/>
+                      <w:sz w:val="16"/>
+                      <w:szCs w:val="16"/>
+                    </w:rPr>
+                    <m:t>y'</m:t>
+                  </m:r>
+                  <m:ctrlPr>
+                    <w:rPr>
+                      <w:rFonts w:ascii="Cambria Math" w:eastAsia="Cambria Math" w:hAnsi="Cambria Math" w:cs="Cambria Math"/>
+                      <w:i/>
+                      <w:sz w:val="16"/>
+                      <w:szCs w:val="16"/>
+                    </w:rPr>
+                  </m:ctrlPr>
+                </m:e>
+              </m:mr>
+              <m:mr>
+                <m:e>
+                  <m:r>
+                    <w:rPr>
+                      <w:rFonts w:ascii="Cambria Math" w:eastAsia="Cambria Math" w:hAnsi="Cambria Math" w:cs="Cambria Math"/>
+                      <w:sz w:val="16"/>
+                      <w:szCs w:val="16"/>
+                    </w:rPr>
+                    <m:t>z'</m:t>
+                  </m:r>
+                  <m:ctrlPr>
+                    <w:rPr>
+                      <w:rFonts w:ascii="Cambria Math" w:eastAsia="Cambria Math" w:hAnsi="Cambria Math" w:cs="Cambria Math"/>
+                      <w:i/>
+                      <w:sz w:val="16"/>
+                      <w:szCs w:val="16"/>
+                    </w:rPr>
+                  </m:ctrlPr>
+                </m:e>
+              </m:mr>
+              <m:mr>
+                <m:e>
+                  <m:r>
+                    <w:rPr>
+                      <w:rFonts w:ascii="Cambria Math" w:eastAsia="Cambria Math" w:hAnsi="Cambria Math" w:cs="Cambria Math"/>
+                      <w:sz w:val="16"/>
+                      <w:szCs w:val="16"/>
+                    </w:rPr>
+                    <m:t>1</m:t>
+                  </m:r>
+                </m:e>
+              </m:mr>
+            </m:m>
+          </m:e>
+        </m:d>
+        <m:r>
+          <w:rPr>
+            <w:rFonts w:ascii="Cambria Math" w:hAnsi="Cambria Math"/>
+            <w:sz w:val="16"/>
+            <w:szCs w:val="16"/>
+          </w:rPr>
+          <m:t>=</m:t>
+        </m:r>
+        <m:d>
+          <m:dPr>
+            <m:begChr m:val="["/>
+            <m:endChr m:val="]"/>
+            <m:ctrlPr>
+              <w:rPr>
+                <w:rFonts w:ascii="Cambria Math" w:hAnsi="Cambria Math"/>
+                <w:i/>
+                <w:sz w:val="16"/>
+                <w:szCs w:val="16"/>
+              </w:rPr>
+            </m:ctrlPr>
+          </m:dPr>
+          <m:e>
+            <m:m>
+              <m:mPr>
+                <m:mcs>
+                  <m:mc>
+                    <m:mcPr>
+                      <m:count m:val="4"/>
+                      <m:mcJc m:val="center"/>
+                    </m:mcPr>
+                  </m:mc>
+                </m:mcs>
+                <m:ctrlPr>
+                  <w:rPr>
+                    <w:rFonts w:ascii="Cambria Math" w:hAnsi="Cambria Math"/>
+                    <w:i/>
+                    <w:sz w:val="16"/>
+                    <w:szCs w:val="16"/>
+                  </w:rPr>
+                </m:ctrlPr>
+              </m:mPr>
+              <m:mr>
+                <m:e>
+                  <m:r>
+                    <w:rPr>
+                      <w:rFonts w:ascii="Cambria Math" w:hAnsi="Cambria Math"/>
+                      <w:sz w:val="16"/>
+                      <w:szCs w:val="16"/>
+                    </w:rPr>
+                    <m:t>1</m:t>
+                  </m:r>
+                </m:e>
+                <m:e>
+                  <m:r>
+                    <w:rPr>
+                      <w:rFonts w:ascii="Cambria Math" w:hAnsi="Cambria Math"/>
+                      <w:sz w:val="16"/>
+                      <w:szCs w:val="16"/>
+                    </w:rPr>
+                    <m:t>0</m:t>
+                  </m:r>
+                </m:e>
+                <m:e>
+                  <m:r>
+                    <w:rPr>
+                      <w:rFonts w:ascii="Cambria Math" w:hAnsi="Cambria Math"/>
+                      <w:sz w:val="16"/>
+                      <w:szCs w:val="16"/>
+                    </w:rPr>
+                    <m:t>0</m:t>
+                  </m:r>
+                  <m:ctrlPr>
+                    <w:rPr>
+                      <w:rFonts w:ascii="Cambria Math" w:eastAsia="Cambria Math" w:hAnsi="Cambria Math" w:cs="Cambria Math"/>
+                      <w:i/>
+                      <w:sz w:val="16"/>
+                      <w:szCs w:val="16"/>
+                    </w:rPr>
+                  </m:ctrlPr>
+                </m:e>
+                <m:e>
+                  <m:r>
+                    <w:rPr>
+                      <w:rFonts w:ascii="Cambria Math" w:eastAsia="Cambria Math" w:hAnsi="Cambria Math" w:cs="Cambria Math"/>
+                      <w:sz w:val="16"/>
+                      <w:szCs w:val="16"/>
+                    </w:rPr>
+                    <m:t>100</m:t>
+                  </m:r>
+                  <m:ctrlPr>
+                    <w:rPr>
+                      <w:rFonts w:ascii="Cambria Math" w:eastAsia="Cambria Math" w:hAnsi="Cambria Math" w:cs="Cambria Math"/>
+                      <w:i/>
+                      <w:sz w:val="16"/>
+                      <w:szCs w:val="16"/>
+                    </w:rPr>
+                  </m:ctrlPr>
+                </m:e>
+              </m:mr>
+              <m:mr>
+                <m:e>
+                  <m:r>
+                    <w:rPr>
+                      <w:rFonts w:ascii="Cambria Math" w:eastAsia="Cambria Math" w:hAnsi="Cambria Math" w:cs="Cambria Math"/>
+                      <w:sz w:val="16"/>
+                      <w:szCs w:val="16"/>
+                    </w:rPr>
+                    <m:t>0</m:t>
+                  </m:r>
+                  <m:ctrlPr>
+                    <w:rPr>
+                      <w:rFonts w:ascii="Cambria Math" w:eastAsia="Cambria Math" w:hAnsi="Cambria Math" w:cs="Cambria Math"/>
+                      <w:i/>
+                      <w:sz w:val="16"/>
+                      <w:szCs w:val="16"/>
+                    </w:rPr>
+                  </m:ctrlPr>
+                </m:e>
+                <m:e>
+                  <m:r>
+                    <w:rPr>
+                      <w:rFonts w:ascii="Cambria Math" w:eastAsia="Cambria Math" w:hAnsi="Cambria Math" w:cs="Cambria Math"/>
+                      <w:sz w:val="16"/>
+                      <w:szCs w:val="16"/>
+                    </w:rPr>
+                    <m:t>1</m:t>
+                  </m:r>
+                  <m:ctrlPr>
+                    <w:rPr>
+                      <w:rFonts w:ascii="Cambria Math" w:eastAsia="Cambria Math" w:hAnsi="Cambria Math" w:cs="Cambria Math"/>
+                      <w:i/>
+                      <w:sz w:val="16"/>
+                      <w:szCs w:val="16"/>
+                    </w:rPr>
+                  </m:ctrlPr>
+                </m:e>
+                <m:e>
+                  <m:r>
+                    <w:rPr>
+                      <w:rFonts w:ascii="Cambria Math" w:eastAsia="Cambria Math" w:hAnsi="Cambria Math" w:cs="Cambria Math"/>
+                      <w:sz w:val="16"/>
+                      <w:szCs w:val="16"/>
+                    </w:rPr>
+                    <m:t>0</m:t>
+                  </m:r>
+                  <m:ctrlPr>
+                    <w:rPr>
+                      <w:rFonts w:ascii="Cambria Math" w:eastAsia="Cambria Math" w:hAnsi="Cambria Math" w:cs="Cambria Math"/>
+                      <w:i/>
+                      <w:sz w:val="16"/>
+                      <w:szCs w:val="16"/>
+                    </w:rPr>
+                  </m:ctrlPr>
+                </m:e>
+                <m:e>
+                  <m:r>
+                    <w:rPr>
+                      <w:rFonts w:ascii="Cambria Math" w:eastAsia="Cambria Math" w:hAnsi="Cambria Math" w:cs="Cambria Math"/>
+                      <w:sz w:val="16"/>
+                      <w:szCs w:val="16"/>
+                    </w:rPr>
+                    <m:t>2500</m:t>
+                  </m:r>
+                  <m:ctrlPr>
+                    <w:rPr>
+                      <w:rFonts w:ascii="Cambria Math" w:eastAsia="Cambria Math" w:hAnsi="Cambria Math" w:cs="Cambria Math"/>
+                      <w:i/>
+                      <w:sz w:val="16"/>
+                      <w:szCs w:val="16"/>
+                    </w:rPr>
+                  </m:ctrlPr>
+                </m:e>
+              </m:mr>
+              <m:mr>
+                <m:e>
+                  <m:r>
+                    <w:rPr>
+                      <w:rFonts w:ascii="Cambria Math" w:eastAsia="Cambria Math" w:hAnsi="Cambria Math" w:cs="Cambria Math"/>
+                      <w:sz w:val="16"/>
+                      <w:szCs w:val="16"/>
+                    </w:rPr>
+                    <m:t>0</m:t>
+                  </m:r>
+                </m:e>
+                <m:e>
+                  <m:r>
+                    <w:rPr>
+                      <w:rFonts w:ascii="Cambria Math" w:hAnsi="Cambria Math"/>
+                      <w:sz w:val="16"/>
+                      <w:szCs w:val="16"/>
+                    </w:rPr>
+                    <m:t>0</m:t>
+                  </m:r>
+                  <m:ctrlPr>
+                    <w:rPr>
+                      <w:rFonts w:ascii="Cambria Math" w:eastAsia="Cambria Math" w:hAnsi="Cambria Math" w:cs="Cambria Math"/>
+                      <w:i/>
+                      <w:sz w:val="16"/>
+                      <w:szCs w:val="16"/>
+                    </w:rPr>
+                  </m:ctrlPr>
+                </m:e>
+                <m:e>
+                  <m:r>
+                    <w:rPr>
+                      <w:rFonts w:ascii="Cambria Math" w:eastAsia="Cambria Math" w:hAnsi="Cambria Math" w:cs="Cambria Math"/>
+                      <w:sz w:val="16"/>
+                      <w:szCs w:val="16"/>
+                    </w:rPr>
+                    <m:t>1</m:t>
+                  </m:r>
+                  <m:ctrlPr>
+                    <w:rPr>
+                      <w:rFonts w:ascii="Cambria Math" w:eastAsia="Cambria Math" w:hAnsi="Cambria Math" w:cs="Cambria Math"/>
+                      <w:i/>
+                      <w:sz w:val="16"/>
+                      <w:szCs w:val="16"/>
+                    </w:rPr>
+                  </m:ctrlPr>
+                </m:e>
+                <m:e>
+                  <m:r>
+                    <w:rPr>
+                      <w:rFonts w:ascii="Cambria Math" w:eastAsia="Cambria Math" w:hAnsi="Cambria Math" w:cs="Cambria Math"/>
+                      <w:sz w:val="16"/>
+                      <w:szCs w:val="16"/>
+                    </w:rPr>
+                    <m:t>-300</m:t>
+                  </m:r>
+                  <m:ctrlPr>
+                    <w:rPr>
+                      <w:rFonts w:ascii="Cambria Math" w:eastAsia="Cambria Math" w:hAnsi="Cambria Math" w:cs="Cambria Math"/>
+                      <w:i/>
+                      <w:sz w:val="16"/>
+                      <w:szCs w:val="16"/>
+                    </w:rPr>
+                  </m:ctrlPr>
+                </m:e>
+              </m:mr>
+              <m:mr>
+                <m:e>
+                  <m:r>
+                    <w:rPr>
+                      <w:rFonts w:ascii="Cambria Math" w:eastAsia="Cambria Math" w:hAnsi="Cambria Math" w:cs="Cambria Math"/>
+                      <w:sz w:val="16"/>
+                      <w:szCs w:val="16"/>
+                    </w:rPr>
+                    <m:t>0</m:t>
+                  </m:r>
+                  <m:ctrlPr>
+                    <w:rPr>
+                      <w:rFonts w:ascii="Cambria Math" w:eastAsia="Cambria Math" w:hAnsi="Cambria Math" w:cs="Cambria Math"/>
+                      <w:i/>
+                      <w:sz w:val="16"/>
+                      <w:szCs w:val="16"/>
+                    </w:rPr>
+                  </m:ctrlPr>
+                </m:e>
+                <m:e>
+                  <m:r>
+                    <w:rPr>
+                      <w:rFonts w:ascii="Cambria Math" w:eastAsia="Cambria Math" w:hAnsi="Cambria Math" w:cs="Cambria Math"/>
+                      <w:sz w:val="16"/>
+                      <w:szCs w:val="16"/>
+                    </w:rPr>
+                    <m:t>0</m:t>
+                  </m:r>
+                  <m:ctrlPr>
+                    <w:rPr>
+                      <w:rFonts w:ascii="Cambria Math" w:eastAsia="Cambria Math" w:hAnsi="Cambria Math" w:cs="Cambria Math"/>
+                      <w:i/>
+                      <w:sz w:val="16"/>
+                      <w:szCs w:val="16"/>
+                    </w:rPr>
+                  </m:ctrlPr>
+                </m:e>
+                <m:e>
+                  <m:r>
+                    <w:rPr>
+                      <w:rFonts w:ascii="Cambria Math" w:eastAsia="Cambria Math" w:hAnsi="Cambria Math" w:cs="Cambria Math"/>
+                      <w:sz w:val="16"/>
+                      <w:szCs w:val="16"/>
+                    </w:rPr>
+                    <m:t>0</m:t>
+                  </m:r>
+                  <m:ctrlPr>
+                    <w:rPr>
+                      <w:rFonts w:ascii="Cambria Math" w:eastAsia="Cambria Math" w:hAnsi="Cambria Math" w:cs="Cambria Math"/>
+                      <w:i/>
+                      <w:sz w:val="16"/>
+                      <w:szCs w:val="16"/>
+                    </w:rPr>
+                  </m:ctrlPr>
+                </m:e>
+                <m:e>
+                  <m:r>
+                    <w:rPr>
+                      <w:rFonts w:ascii="Cambria Math" w:eastAsia="Cambria Math" w:hAnsi="Cambria Math" w:cs="Cambria Math"/>
+                      <w:sz w:val="16"/>
+                      <w:szCs w:val="16"/>
+                    </w:rPr>
+                    <m:t>1</m:t>
+                  </m:r>
+                </m:e>
+              </m:mr>
+            </m:m>
+          </m:e>
+        </m:d>
+        <m:d>
+          <m:dPr>
+            <m:begChr m:val="["/>
+            <m:endChr m:val="]"/>
+            <m:ctrlPr>
+              <w:rPr>
+                <w:rFonts w:ascii="Cambria Math" w:hAnsi="Cambria Math"/>
+                <w:i/>
+                <w:sz w:val="16"/>
+                <w:szCs w:val="16"/>
+              </w:rPr>
+            </m:ctrlPr>
+          </m:dPr>
+          <m:e>
+            <m:m>
+              <m:mPr>
+                <m:mcs>
+                  <m:mc>
+                    <m:mcPr>
+                      <m:count m:val="4"/>
+                      <m:mcJc m:val="center"/>
+                    </m:mcPr>
+                  </m:mc>
+                </m:mcs>
+                <m:ctrlPr>
+                  <w:rPr>
+                    <w:rFonts w:ascii="Cambria Math" w:hAnsi="Cambria Math"/>
+                    <w:i/>
+                    <w:sz w:val="16"/>
+                    <w:szCs w:val="16"/>
+                  </w:rPr>
+                </m:ctrlPr>
+              </m:mPr>
+              <m:mr>
+                <m:e>
+                  <m:r>
+                    <w:rPr>
+                      <w:rFonts w:ascii="Cambria Math" w:hAnsi="Cambria Math"/>
+                      <w:sz w:val="16"/>
+                      <w:szCs w:val="16"/>
+                    </w:rPr>
+                    <m:t>cos100</m:t>
+                  </m:r>
+                  <m:r>
+                    <w:rPr>
+                      <w:rFonts w:ascii="Cambria Math" w:hAnsi="Cambria Math" w:hint="eastAsia"/>
+                      <w:sz w:val="16"/>
+                      <w:szCs w:val="16"/>
+                    </w:rPr>
+                    <m:t>°</m:t>
+                  </m:r>
+                </m:e>
+                <m:e>
+                  <m:r>
+                    <w:rPr>
+                      <w:rFonts w:ascii="Cambria Math" w:hAnsi="Cambria Math"/>
+                      <w:sz w:val="16"/>
+                      <w:szCs w:val="16"/>
+                    </w:rPr>
+                    <m:t>0</m:t>
+                  </m:r>
+                </m:e>
+                <m:e>
+                  <m:r>
+                    <w:rPr>
+                      <w:rFonts w:ascii="Cambria Math" w:hAnsi="Cambria Math"/>
+                      <w:sz w:val="16"/>
+                      <w:szCs w:val="16"/>
+                    </w:rPr>
+                    <m:t>sin100</m:t>
+                  </m:r>
+                  <m:r>
+                    <w:rPr>
+                      <w:rFonts w:ascii="Cambria Math" w:hAnsi="Cambria Math" w:hint="eastAsia"/>
+                      <w:sz w:val="16"/>
+                      <w:szCs w:val="16"/>
+                    </w:rPr>
+                    <m:t>°</m:t>
+                  </m:r>
+                  <m:ctrlPr>
+                    <w:rPr>
+                      <w:rFonts w:ascii="Cambria Math" w:eastAsia="Cambria Math" w:hAnsi="Cambria Math" w:cs="Cambria Math"/>
+                      <w:i/>
+                      <w:sz w:val="16"/>
+                      <w:szCs w:val="16"/>
+                    </w:rPr>
+                  </m:ctrlPr>
+                </m:e>
+                <m:e>
+                  <m:r>
+                    <w:rPr>
+                      <w:rFonts w:ascii="Cambria Math" w:eastAsia="Cambria Math" w:hAnsi="Cambria Math" w:cs="Cambria Math"/>
+                      <w:sz w:val="16"/>
+                      <w:szCs w:val="16"/>
+                    </w:rPr>
+                    <m:t>0</m:t>
+                  </m:r>
+                  <m:ctrlPr>
+                    <w:rPr>
+                      <w:rFonts w:ascii="Cambria Math" w:eastAsia="Cambria Math" w:hAnsi="Cambria Math" w:cs="Cambria Math"/>
+                      <w:i/>
+                      <w:sz w:val="16"/>
+                      <w:szCs w:val="16"/>
+                    </w:rPr>
+                  </m:ctrlPr>
+                </m:e>
+              </m:mr>
+              <m:mr>
+                <m:e>
+                  <m:r>
+                    <w:rPr>
+                      <w:rFonts w:ascii="Cambria Math" w:eastAsia="Cambria Math" w:hAnsi="Cambria Math" w:cs="Cambria Math"/>
+                      <w:sz w:val="16"/>
+                      <w:szCs w:val="16"/>
+                    </w:rPr>
+                    <m:t>0</m:t>
+                  </m:r>
+                  <m:ctrlPr>
+                    <w:rPr>
+                      <w:rFonts w:ascii="Cambria Math" w:eastAsia="Cambria Math" w:hAnsi="Cambria Math" w:cs="Cambria Math"/>
+                      <w:i/>
+                      <w:sz w:val="16"/>
+                      <w:szCs w:val="16"/>
+                    </w:rPr>
+                  </m:ctrlPr>
+                </m:e>
+                <m:e>
+                  <m:r>
+                    <w:rPr>
+                      <w:rFonts w:ascii="Cambria Math" w:eastAsia="Cambria Math" w:hAnsi="Cambria Math" w:cs="Cambria Math"/>
+                      <w:sz w:val="16"/>
+                      <w:szCs w:val="16"/>
+                    </w:rPr>
+                    <m:t>1</m:t>
+                  </m:r>
+                  <m:ctrlPr>
+                    <w:rPr>
+                      <w:rFonts w:ascii="Cambria Math" w:eastAsia="Cambria Math" w:hAnsi="Cambria Math" w:cs="Cambria Math"/>
+                      <w:i/>
+                      <w:sz w:val="16"/>
+                      <w:szCs w:val="16"/>
+                    </w:rPr>
+                  </m:ctrlPr>
+                </m:e>
+                <m:e>
+                  <m:r>
+                    <w:rPr>
+                      <w:rFonts w:ascii="Cambria Math" w:eastAsia="Cambria Math" w:hAnsi="Cambria Math" w:cs="Cambria Math"/>
+                      <w:sz w:val="16"/>
+                      <w:szCs w:val="16"/>
+                    </w:rPr>
+                    <m:t>0</m:t>
+                  </m:r>
+                  <m:ctrlPr>
+                    <w:rPr>
+                      <w:rFonts w:ascii="Cambria Math" w:eastAsia="Cambria Math" w:hAnsi="Cambria Math" w:cs="Cambria Math"/>
+                      <w:i/>
+                      <w:sz w:val="16"/>
+                      <w:szCs w:val="16"/>
+                    </w:rPr>
+                  </m:ctrlPr>
+                </m:e>
+                <m:e>
+                  <m:r>
+                    <w:rPr>
+                      <w:rFonts w:ascii="Cambria Math" w:eastAsia="Cambria Math" w:hAnsi="Cambria Math" w:cs="Cambria Math"/>
+                      <w:sz w:val="16"/>
+                      <w:szCs w:val="16"/>
+                    </w:rPr>
+                    <m:t>0</m:t>
+                  </m:r>
+                  <m:ctrlPr>
+                    <w:rPr>
+                      <w:rFonts w:ascii="Cambria Math" w:eastAsia="Cambria Math" w:hAnsi="Cambria Math" w:cs="Cambria Math"/>
+                      <w:i/>
+                      <w:sz w:val="16"/>
+                      <w:szCs w:val="16"/>
+                    </w:rPr>
+                  </m:ctrlPr>
+                </m:e>
+              </m:mr>
+              <m:mr>
+                <m:e>
+                  <m:r>
+                    <w:rPr>
+                      <w:rFonts w:ascii="Cambria Math" w:eastAsia="Cambria Math" w:hAnsi="Cambria Math" w:cs="Cambria Math"/>
+                      <w:sz w:val="16"/>
+                      <w:szCs w:val="16"/>
+                    </w:rPr>
+                    <m:t>-sin100</m:t>
+                  </m:r>
+                  <m:r>
+                    <w:rPr>
+                      <w:rFonts w:ascii="Cambria Math" w:hAnsi="Cambria Math" w:cs="Cambria Math" w:hint="eastAsia"/>
+                      <w:sz w:val="16"/>
+                      <w:szCs w:val="16"/>
+                    </w:rPr>
+                    <m:t>°</m:t>
+                  </m:r>
+                </m:e>
+                <m:e>
+                  <m:r>
+                    <w:rPr>
+                      <w:rFonts w:ascii="Cambria Math" w:hAnsi="Cambria Math"/>
+                      <w:sz w:val="16"/>
+                      <w:szCs w:val="16"/>
+                    </w:rPr>
+                    <m:t>0</m:t>
+                  </m:r>
+                  <m:ctrlPr>
+                    <w:rPr>
+                      <w:rFonts w:ascii="Cambria Math" w:eastAsia="Cambria Math" w:hAnsi="Cambria Math" w:cs="Cambria Math"/>
+                      <w:i/>
+                      <w:sz w:val="16"/>
+                      <w:szCs w:val="16"/>
+                    </w:rPr>
+                  </m:ctrlPr>
+                </m:e>
+                <m:e>
+                  <m:r>
+                    <w:rPr>
+                      <w:rFonts w:ascii="Cambria Math" w:eastAsia="Cambria Math" w:hAnsi="Cambria Math" w:cs="Cambria Math"/>
+                      <w:sz w:val="16"/>
+                      <w:szCs w:val="16"/>
+                    </w:rPr>
+                    <m:t>cos100</m:t>
+                  </m:r>
+                  <m:r>
+                    <w:rPr>
+                      <w:rFonts w:ascii="Cambria Math" w:hAnsi="Cambria Math" w:cs="Cambria Math" w:hint="eastAsia"/>
+                      <w:sz w:val="16"/>
+                      <w:szCs w:val="16"/>
+                    </w:rPr>
+                    <m:t>°</m:t>
+                  </m:r>
+                  <m:ctrlPr>
+                    <w:rPr>
+                      <w:rFonts w:ascii="Cambria Math" w:eastAsia="Cambria Math" w:hAnsi="Cambria Math" w:cs="Cambria Math"/>
+                      <w:i/>
+                      <w:sz w:val="16"/>
+                      <w:szCs w:val="16"/>
+                    </w:rPr>
+                  </m:ctrlPr>
+                </m:e>
+                <m:e>
+                  <m:r>
+                    <w:rPr>
+                      <w:rFonts w:ascii="Cambria Math" w:hAnsi="Cambria Math" w:cs="Cambria Math" w:hint="eastAsia"/>
+                      <w:sz w:val="16"/>
+                      <w:szCs w:val="16"/>
+                    </w:rPr>
+                    <m:t>0</m:t>
+                  </m:r>
+                  <m:ctrlPr>
+                    <w:rPr>
+                      <w:rFonts w:ascii="Cambria Math" w:eastAsia="Cambria Math" w:hAnsi="Cambria Math" w:cs="Cambria Math"/>
+                      <w:i/>
+                      <w:sz w:val="16"/>
+                      <w:szCs w:val="16"/>
+                    </w:rPr>
+                  </m:ctrlPr>
+                </m:e>
+              </m:mr>
+              <m:mr>
+                <m:e>
+                  <m:r>
+                    <w:rPr>
+                      <w:rFonts w:ascii="Cambria Math" w:eastAsia="Cambria Math" w:hAnsi="Cambria Math" w:cs="Cambria Math"/>
+                      <w:sz w:val="16"/>
+                      <w:szCs w:val="16"/>
+                    </w:rPr>
+                    <m:t>0</m:t>
+                  </m:r>
+                  <m:ctrlPr>
+                    <w:rPr>
+                      <w:rFonts w:ascii="Cambria Math" w:eastAsia="Cambria Math" w:hAnsi="Cambria Math" w:cs="Cambria Math"/>
+                      <w:i/>
+                      <w:sz w:val="16"/>
+                      <w:szCs w:val="16"/>
+                    </w:rPr>
+                  </m:ctrlPr>
+                </m:e>
+                <m:e>
+                  <m:r>
+                    <w:rPr>
+                      <w:rFonts w:ascii="Cambria Math" w:eastAsia="Cambria Math" w:hAnsi="Cambria Math" w:cs="Cambria Math"/>
+                      <w:sz w:val="16"/>
+                      <w:szCs w:val="16"/>
+                    </w:rPr>
+                    <m:t>0</m:t>
+                  </m:r>
+                  <m:ctrlPr>
+                    <w:rPr>
+                      <w:rFonts w:ascii="Cambria Math" w:eastAsia="Cambria Math" w:hAnsi="Cambria Math" w:cs="Cambria Math"/>
+                      <w:i/>
+                      <w:sz w:val="16"/>
+                      <w:szCs w:val="16"/>
+                    </w:rPr>
+                  </m:ctrlPr>
+                </m:e>
+                <m:e>
+                  <m:r>
+                    <w:rPr>
+                      <w:rFonts w:ascii="Cambria Math" w:eastAsia="Cambria Math" w:hAnsi="Cambria Math" w:cs="Cambria Math"/>
+                      <w:sz w:val="16"/>
+                      <w:szCs w:val="16"/>
+                    </w:rPr>
+                    <m:t>0</m:t>
+                  </m:r>
+                  <m:ctrlPr>
+                    <w:rPr>
+                      <w:rFonts w:ascii="Cambria Math" w:eastAsia="Cambria Math" w:hAnsi="Cambria Math" w:cs="Cambria Math"/>
+                      <w:i/>
+                      <w:sz w:val="16"/>
+                      <w:szCs w:val="16"/>
+                    </w:rPr>
+                  </m:ctrlPr>
+                </m:e>
+                <m:e>
+                  <m:r>
+                    <w:rPr>
+                      <w:rFonts w:ascii="Cambria Math" w:eastAsia="Cambria Math" w:hAnsi="Cambria Math" w:cs="Cambria Math"/>
+                      <w:sz w:val="16"/>
+                      <w:szCs w:val="16"/>
+                    </w:rPr>
+                    <m:t>1</m:t>
+                  </m:r>
+                </m:e>
+              </m:mr>
+            </m:m>
+          </m:e>
+        </m:d>
+        <m:d>
+          <m:dPr>
+            <m:begChr m:val="["/>
+            <m:endChr m:val="]"/>
+            <m:ctrlPr>
+              <w:rPr>
+                <w:rFonts w:ascii="Cambria Math" w:hAnsi="Cambria Math"/>
+                <w:i/>
+                <w:sz w:val="16"/>
+                <w:szCs w:val="16"/>
+              </w:rPr>
+            </m:ctrlPr>
+          </m:dPr>
+          <m:e>
+            <m:m>
+              <m:mPr>
+                <m:mcs>
+                  <m:mc>
+                    <m:mcPr>
+                      <m:count m:val="4"/>
+                      <m:mcJc m:val="center"/>
+                    </m:mcPr>
+                  </m:mc>
+                </m:mcs>
+                <m:ctrlPr>
+                  <w:rPr>
+                    <w:rFonts w:ascii="Cambria Math" w:hAnsi="Cambria Math"/>
+                    <w:i/>
+                    <w:sz w:val="16"/>
+                    <w:szCs w:val="16"/>
+                  </w:rPr>
+                </m:ctrlPr>
+              </m:mPr>
+              <m:mr>
+                <m:e>
+                  <m:r>
+                    <w:rPr>
+                      <w:rFonts w:ascii="Cambria Math" w:hAnsi="Cambria Math"/>
+                      <w:sz w:val="16"/>
+                      <w:szCs w:val="16"/>
+                    </w:rPr>
+                    <m:t>1</m:t>
+                  </m:r>
+                </m:e>
+                <m:e>
+                  <m:r>
+                    <w:rPr>
+                      <w:rFonts w:ascii="Cambria Math" w:hAnsi="Cambria Math"/>
+                      <w:sz w:val="16"/>
+                      <w:szCs w:val="16"/>
+                    </w:rPr>
+                    <m:t>0</m:t>
+                  </m:r>
+                </m:e>
+                <m:e>
+                  <m:r>
+                    <w:rPr>
+                      <w:rFonts w:ascii="Cambria Math" w:hAnsi="Cambria Math"/>
+                      <w:sz w:val="16"/>
+                      <w:szCs w:val="16"/>
+                    </w:rPr>
+                    <m:t>0</m:t>
+                  </m:r>
+                  <m:ctrlPr>
+                    <w:rPr>
+                      <w:rFonts w:ascii="Cambria Math" w:eastAsia="Cambria Math" w:hAnsi="Cambria Math" w:cs="Cambria Math"/>
+                      <w:i/>
+                      <w:sz w:val="16"/>
+                      <w:szCs w:val="16"/>
+                    </w:rPr>
+                  </m:ctrlPr>
+                </m:e>
+                <m:e>
+                  <m:r>
+                    <w:rPr>
+                      <w:rFonts w:ascii="Cambria Math" w:eastAsia="Cambria Math" w:hAnsi="Cambria Math" w:cs="Cambria Math"/>
+                      <w:sz w:val="16"/>
+                      <w:szCs w:val="16"/>
+                    </w:rPr>
+                    <m:t>0</m:t>
+                  </m:r>
+                  <m:ctrlPr>
+                    <w:rPr>
+                      <w:rFonts w:ascii="Cambria Math" w:eastAsia="Cambria Math" w:hAnsi="Cambria Math" w:cs="Cambria Math"/>
+                      <w:i/>
+                      <w:sz w:val="16"/>
+                      <w:szCs w:val="16"/>
+                    </w:rPr>
+                  </m:ctrlPr>
+                </m:e>
+              </m:mr>
+              <m:mr>
+                <m:e>
+                  <m:r>
+                    <w:rPr>
+                      <w:rFonts w:ascii="Cambria Math" w:eastAsia="Cambria Math" w:hAnsi="Cambria Math" w:cs="Cambria Math"/>
+                      <w:sz w:val="16"/>
+                      <w:szCs w:val="16"/>
+                    </w:rPr>
+                    <m:t>0</m:t>
+                  </m:r>
+                  <m:ctrlPr>
+                    <w:rPr>
+                      <w:rFonts w:ascii="Cambria Math" w:eastAsia="Cambria Math" w:hAnsi="Cambria Math" w:cs="Cambria Math"/>
+                      <w:i/>
+                      <w:sz w:val="16"/>
+                      <w:szCs w:val="16"/>
+                    </w:rPr>
+                  </m:ctrlPr>
+                </m:e>
+                <m:e>
+                  <m:r>
+                    <w:rPr>
+                      <w:rFonts w:ascii="Cambria Math" w:eastAsia="Cambria Math" w:hAnsi="Cambria Math" w:cs="Cambria Math"/>
+                      <w:sz w:val="16"/>
+                      <w:szCs w:val="16"/>
+                    </w:rPr>
+                    <m:t>cos20</m:t>
+                  </m:r>
+                  <m:r>
+                    <w:rPr>
+                      <w:rFonts w:ascii="Cambria Math" w:eastAsia="ＭＳ 明朝" w:hAnsi="Cambria Math" w:cs="ＭＳ 明朝" w:hint="eastAsia"/>
+                      <w:sz w:val="16"/>
+                      <w:szCs w:val="16"/>
+                    </w:rPr>
+                    <m:t>°</m:t>
+                  </m:r>
+                  <m:ctrlPr>
+                    <w:rPr>
+                      <w:rFonts w:ascii="Cambria Math" w:eastAsia="Cambria Math" w:hAnsi="Cambria Math" w:cs="Cambria Math"/>
+                      <w:i/>
+                      <w:sz w:val="16"/>
+                      <w:szCs w:val="16"/>
+                    </w:rPr>
+                  </m:ctrlPr>
+                </m:e>
+                <m:e>
+                  <m:r>
+                    <w:rPr>
+                      <w:rFonts w:ascii="Cambria Math" w:eastAsia="Cambria Math" w:hAnsi="Cambria Math" w:cs="Cambria Math"/>
+                      <w:sz w:val="16"/>
+                      <w:szCs w:val="16"/>
+                    </w:rPr>
+                    <m:t>-sin20</m:t>
+                  </m:r>
+                  <m:r>
+                    <w:rPr>
+                      <w:rFonts w:ascii="Cambria Math" w:hAnsi="Cambria Math" w:cs="Cambria Math" w:hint="eastAsia"/>
+                      <w:sz w:val="16"/>
+                      <w:szCs w:val="16"/>
+                    </w:rPr>
+                    <m:t>°</m:t>
+                  </m:r>
+                  <m:ctrlPr>
+                    <w:rPr>
+                      <w:rFonts w:ascii="Cambria Math" w:eastAsia="Cambria Math" w:hAnsi="Cambria Math" w:cs="Cambria Math"/>
+                      <w:i/>
+                      <w:sz w:val="16"/>
+                      <w:szCs w:val="16"/>
+                    </w:rPr>
+                  </m:ctrlPr>
+                </m:e>
+                <m:e>
+                  <m:r>
+                    <w:rPr>
+                      <w:rFonts w:ascii="Cambria Math" w:eastAsia="Cambria Math" w:hAnsi="Cambria Math" w:cs="Cambria Math"/>
+                      <w:sz w:val="16"/>
+                      <w:szCs w:val="16"/>
+                    </w:rPr>
+                    <m:t>0</m:t>
+                  </m:r>
+                  <m:ctrlPr>
+                    <w:rPr>
+                      <w:rFonts w:ascii="Cambria Math" w:eastAsia="Cambria Math" w:hAnsi="Cambria Math" w:cs="Cambria Math"/>
+                      <w:i/>
+                      <w:sz w:val="16"/>
+                      <w:szCs w:val="16"/>
+                    </w:rPr>
+                  </m:ctrlPr>
+                </m:e>
+              </m:mr>
+              <m:mr>
+                <m:e>
+                  <m:r>
+                    <w:rPr>
+                      <w:rFonts w:ascii="Cambria Math" w:eastAsia="Cambria Math" w:hAnsi="Cambria Math" w:cs="Cambria Math"/>
+                      <w:sz w:val="16"/>
+                      <w:szCs w:val="16"/>
+                    </w:rPr>
+                    <m:t>0</m:t>
+                  </m:r>
+                </m:e>
+                <m:e>
+                  <m:r>
+                    <w:rPr>
+                      <w:rFonts w:ascii="Cambria Math" w:hAnsi="Cambria Math"/>
+                      <w:sz w:val="16"/>
+                      <w:szCs w:val="16"/>
+                    </w:rPr>
+                    <m:t>sin20</m:t>
+                  </m:r>
+                  <m:r>
+                    <w:rPr>
+                      <w:rFonts w:ascii="Cambria Math" w:hAnsi="Cambria Math" w:hint="eastAsia"/>
+                      <w:sz w:val="16"/>
+                      <w:szCs w:val="16"/>
+                    </w:rPr>
+                    <m:t>°</m:t>
+                  </m:r>
+                  <m:ctrlPr>
+                    <w:rPr>
+                      <w:rFonts w:ascii="Cambria Math" w:eastAsia="Cambria Math" w:hAnsi="Cambria Math" w:cs="Cambria Math"/>
+                      <w:i/>
+                      <w:sz w:val="16"/>
+                      <w:szCs w:val="16"/>
+                    </w:rPr>
+                  </m:ctrlPr>
+                </m:e>
+                <m:e>
+                  <m:r>
+                    <w:rPr>
+                      <w:rFonts w:ascii="Cambria Math" w:eastAsia="Cambria Math" w:hAnsi="Cambria Math" w:cs="Cambria Math"/>
+                      <w:sz w:val="16"/>
+                      <w:szCs w:val="16"/>
+                    </w:rPr>
+                    <m:t>cos20</m:t>
+                  </m:r>
+                  <m:r>
+                    <w:rPr>
+                      <w:rFonts w:ascii="Cambria Math" w:hAnsi="Cambria Math" w:cs="Cambria Math" w:hint="eastAsia"/>
+                      <w:sz w:val="16"/>
+                      <w:szCs w:val="16"/>
+                    </w:rPr>
+                    <m:t>°</m:t>
+                  </m:r>
+                  <m:ctrlPr>
+                    <w:rPr>
+                      <w:rFonts w:ascii="Cambria Math" w:eastAsia="Cambria Math" w:hAnsi="Cambria Math" w:cs="Cambria Math"/>
+                      <w:i/>
+                      <w:sz w:val="16"/>
+                      <w:szCs w:val="16"/>
+                    </w:rPr>
+                  </m:ctrlPr>
+                </m:e>
+                <m:e>
+                  <m:r>
+                    <w:rPr>
+                      <w:rFonts w:ascii="Cambria Math" w:hAnsi="Cambria Math" w:cs="Cambria Math" w:hint="eastAsia"/>
+                      <w:sz w:val="16"/>
+                      <w:szCs w:val="16"/>
+                    </w:rPr>
+                    <m:t>0</m:t>
+                  </m:r>
+                  <m:ctrlPr>
+                    <w:rPr>
+                      <w:rFonts w:ascii="Cambria Math" w:eastAsia="Cambria Math" w:hAnsi="Cambria Math" w:cs="Cambria Math"/>
+                      <w:i/>
+                      <w:sz w:val="16"/>
+                      <w:szCs w:val="16"/>
+                    </w:rPr>
+                  </m:ctrlPr>
+                </m:e>
+              </m:mr>
+              <m:mr>
+                <m:e>
+                  <m:r>
+                    <w:rPr>
+                      <w:rFonts w:ascii="Cambria Math" w:eastAsia="Cambria Math" w:hAnsi="Cambria Math" w:cs="Cambria Math"/>
+                      <w:sz w:val="16"/>
+                      <w:szCs w:val="16"/>
+                    </w:rPr>
+                    <m:t>0</m:t>
+                  </m:r>
+                  <m:ctrlPr>
+                    <w:rPr>
+                      <w:rFonts w:ascii="Cambria Math" w:eastAsia="Cambria Math" w:hAnsi="Cambria Math" w:cs="Cambria Math"/>
+                      <w:i/>
+                      <w:sz w:val="16"/>
+                      <w:szCs w:val="16"/>
+                    </w:rPr>
+                  </m:ctrlPr>
+                </m:e>
+                <m:e>
+                  <m:r>
+                    <w:rPr>
+                      <w:rFonts w:ascii="Cambria Math" w:eastAsia="Cambria Math" w:hAnsi="Cambria Math" w:cs="Cambria Math"/>
+                      <w:sz w:val="16"/>
+                      <w:szCs w:val="16"/>
+                    </w:rPr>
+                    <m:t>0</m:t>
+                  </m:r>
+                  <m:ctrlPr>
+                    <w:rPr>
+                      <w:rFonts w:ascii="Cambria Math" w:eastAsia="Cambria Math" w:hAnsi="Cambria Math" w:cs="Cambria Math"/>
+                      <w:i/>
+                      <w:sz w:val="16"/>
+                      <w:szCs w:val="16"/>
+                    </w:rPr>
+                  </m:ctrlPr>
+                </m:e>
+                <m:e>
+                  <m:r>
+                    <w:rPr>
+                      <w:rFonts w:ascii="Cambria Math" w:eastAsia="Cambria Math" w:hAnsi="Cambria Math" w:cs="Cambria Math"/>
+                      <w:sz w:val="16"/>
+                      <w:szCs w:val="16"/>
+                    </w:rPr>
+                    <m:t>0</m:t>
+                  </m:r>
+                  <m:ctrlPr>
+                    <w:rPr>
+                      <w:rFonts w:ascii="Cambria Math" w:eastAsia="Cambria Math" w:hAnsi="Cambria Math" w:cs="Cambria Math"/>
+                      <w:i/>
+                      <w:sz w:val="16"/>
+                      <w:szCs w:val="16"/>
+                    </w:rPr>
+                  </m:ctrlPr>
+                </m:e>
+                <m:e>
+                  <m:r>
+                    <w:rPr>
+                      <w:rFonts w:ascii="Cambria Math" w:eastAsia="Cambria Math" w:hAnsi="Cambria Math" w:cs="Cambria Math"/>
+                      <w:sz w:val="16"/>
+                      <w:szCs w:val="16"/>
+                    </w:rPr>
+                    <m:t>1</m:t>
+                  </m:r>
+                </m:e>
+              </m:mr>
+            </m:m>
+          </m:e>
+        </m:d>
+        <m:d>
+          <m:dPr>
+            <m:begChr m:val="["/>
+            <m:endChr m:val="]"/>
+            <m:ctrlPr>
+              <w:rPr>
+                <w:rFonts w:ascii="Cambria Math" w:hAnsi="Cambria Math"/>
+                <w:i/>
+                <w:sz w:val="16"/>
+                <w:szCs w:val="16"/>
+              </w:rPr>
+            </m:ctrlPr>
+          </m:dPr>
+          <m:e>
+            <m:m>
+              <m:mPr>
+                <m:mcs>
+                  <m:mc>
+                    <m:mcPr>
+                      <m:count m:val="4"/>
+                      <m:mcJc m:val="center"/>
+                    </m:mcPr>
+                  </m:mc>
+                </m:mcs>
+                <m:ctrlPr>
+                  <w:rPr>
+                    <w:rFonts w:ascii="Cambria Math" w:hAnsi="Cambria Math"/>
+                    <w:i/>
+                    <w:sz w:val="16"/>
+                    <w:szCs w:val="16"/>
+                  </w:rPr>
+                </m:ctrlPr>
+              </m:mPr>
+              <m:mr>
+                <m:e>
+                  <m:r>
+                    <w:rPr>
+                      <w:rFonts w:ascii="Cambria Math" w:hAnsi="Cambria Math"/>
+                      <w:sz w:val="16"/>
+                      <w:szCs w:val="16"/>
+                    </w:rPr>
+                    <m:t>1</m:t>
+                  </m:r>
+                </m:e>
+                <m:e>
+                  <m:r>
+                    <w:rPr>
+                      <w:rFonts w:ascii="Cambria Math" w:hAnsi="Cambria Math"/>
+                      <w:sz w:val="16"/>
+                      <w:szCs w:val="16"/>
+                    </w:rPr>
+                    <m:t>0</m:t>
+                  </m:r>
+                </m:e>
+                <m:e>
+                  <m:r>
+                    <w:rPr>
+                      <w:rFonts w:ascii="Cambria Math" w:hAnsi="Cambria Math"/>
+                      <w:sz w:val="16"/>
+                      <w:szCs w:val="16"/>
+                    </w:rPr>
+                    <m:t>0</m:t>
+                  </m:r>
+                  <m:ctrlPr>
+                    <w:rPr>
+                      <w:rFonts w:ascii="Cambria Math" w:eastAsia="Cambria Math" w:hAnsi="Cambria Math" w:cs="Cambria Math"/>
+                      <w:i/>
+                      <w:sz w:val="16"/>
+                      <w:szCs w:val="16"/>
+                    </w:rPr>
+                  </m:ctrlPr>
+                </m:e>
+                <m:e>
+                  <m:r>
+                    <w:rPr>
+                      <w:rFonts w:ascii="Cambria Math" w:eastAsia="Cambria Math" w:hAnsi="Cambria Math" w:cs="Cambria Math"/>
+                      <w:sz w:val="16"/>
+                      <w:szCs w:val="16"/>
+                    </w:rPr>
+                    <m:t>0</m:t>
+                  </m:r>
+                  <m:ctrlPr>
+                    <w:rPr>
+                      <w:rFonts w:ascii="Cambria Math" w:eastAsia="Cambria Math" w:hAnsi="Cambria Math" w:cs="Cambria Math"/>
+                      <w:i/>
+                      <w:sz w:val="16"/>
+                      <w:szCs w:val="16"/>
+                    </w:rPr>
+                  </m:ctrlPr>
+                </m:e>
+              </m:mr>
+              <m:mr>
+                <m:e>
+                  <m:r>
+                    <w:rPr>
+                      <w:rFonts w:ascii="Cambria Math" w:eastAsia="Cambria Math" w:hAnsi="Cambria Math" w:cs="Cambria Math"/>
+                      <w:sz w:val="16"/>
+                      <w:szCs w:val="16"/>
+                    </w:rPr>
+                    <m:t>0</m:t>
+                  </m:r>
+                  <m:ctrlPr>
+                    <w:rPr>
+                      <w:rFonts w:ascii="Cambria Math" w:eastAsia="Cambria Math" w:hAnsi="Cambria Math" w:cs="Cambria Math"/>
+                      <w:i/>
+                      <w:sz w:val="16"/>
+                      <w:szCs w:val="16"/>
+                    </w:rPr>
+                  </m:ctrlPr>
+                </m:e>
+                <m:e>
+                  <m:r>
+                    <w:rPr>
+                      <w:rFonts w:ascii="Cambria Math" w:eastAsia="Cambria Math" w:hAnsi="Cambria Math" w:cs="Cambria Math"/>
+                      <w:sz w:val="16"/>
+                      <w:szCs w:val="16"/>
+                    </w:rPr>
+                    <m:t>1</m:t>
+                  </m:r>
+                  <m:ctrlPr>
+                    <w:rPr>
+                      <w:rFonts w:ascii="Cambria Math" w:eastAsia="Cambria Math" w:hAnsi="Cambria Math" w:cs="Cambria Math"/>
+                      <w:i/>
+                      <w:sz w:val="16"/>
+                      <w:szCs w:val="16"/>
+                    </w:rPr>
+                  </m:ctrlPr>
+                </m:e>
+                <m:e>
+                  <m:r>
+                    <w:rPr>
+                      <w:rFonts w:ascii="Cambria Math" w:eastAsia="Cambria Math" w:hAnsi="Cambria Math" w:cs="Cambria Math"/>
+                      <w:sz w:val="16"/>
+                      <w:szCs w:val="16"/>
+                    </w:rPr>
+                    <m:t>0</m:t>
+                  </m:r>
+                  <m:ctrlPr>
+                    <w:rPr>
+                      <w:rFonts w:ascii="Cambria Math" w:eastAsia="Cambria Math" w:hAnsi="Cambria Math" w:cs="Cambria Math"/>
+                      <w:i/>
+                      <w:sz w:val="16"/>
+                      <w:szCs w:val="16"/>
+                    </w:rPr>
+                  </m:ctrlPr>
+                </m:e>
+                <m:e>
+                  <m:r>
+                    <w:rPr>
+                      <w:rFonts w:ascii="Cambria Math" w:eastAsia="Cambria Math" w:hAnsi="Cambria Math" w:cs="Cambria Math"/>
+                      <w:sz w:val="16"/>
+                      <w:szCs w:val="16"/>
+                    </w:rPr>
+                    <m:t>0</m:t>
+                  </m:r>
+                  <m:ctrlPr>
+                    <w:rPr>
+                      <w:rFonts w:ascii="Cambria Math" w:eastAsia="Cambria Math" w:hAnsi="Cambria Math" w:cs="Cambria Math"/>
+                      <w:i/>
+                      <w:sz w:val="16"/>
+                      <w:szCs w:val="16"/>
+                    </w:rPr>
+                  </m:ctrlPr>
+                </m:e>
+              </m:mr>
+              <m:mr>
+                <m:e>
+                  <m:r>
+                    <w:rPr>
+                      <w:rFonts w:ascii="Cambria Math" w:eastAsia="Cambria Math" w:hAnsi="Cambria Math" w:cs="Cambria Math"/>
+                      <w:sz w:val="16"/>
+                      <w:szCs w:val="16"/>
+                    </w:rPr>
+                    <m:t>0</m:t>
+                  </m:r>
+                </m:e>
+                <m:e>
+                  <m:r>
+                    <w:rPr>
+                      <w:rFonts w:ascii="Cambria Math" w:hAnsi="Cambria Math"/>
+                      <w:sz w:val="16"/>
+                      <w:szCs w:val="16"/>
+                    </w:rPr>
+                    <m:t>0</m:t>
+                  </m:r>
+                  <m:ctrlPr>
+                    <w:rPr>
+                      <w:rFonts w:ascii="Cambria Math" w:eastAsia="Cambria Math" w:hAnsi="Cambria Math" w:cs="Cambria Math"/>
+                      <w:i/>
+                      <w:sz w:val="16"/>
+                      <w:szCs w:val="16"/>
+                    </w:rPr>
+                  </m:ctrlPr>
+                </m:e>
+                <m:e>
+                  <m:r>
+                    <w:rPr>
+                      <w:rFonts w:ascii="Cambria Math" w:eastAsia="Cambria Math" w:hAnsi="Cambria Math" w:cs="Cambria Math"/>
+                      <w:sz w:val="16"/>
+                      <w:szCs w:val="16"/>
+                    </w:rPr>
+                    <m:t>1</m:t>
+                  </m:r>
+                  <m:ctrlPr>
+                    <w:rPr>
+                      <w:rFonts w:ascii="Cambria Math" w:eastAsia="Cambria Math" w:hAnsi="Cambria Math" w:cs="Cambria Math"/>
+                      <w:i/>
+                      <w:sz w:val="16"/>
+                      <w:szCs w:val="16"/>
+                    </w:rPr>
+                  </m:ctrlPr>
+                </m:e>
+                <m:e>
+                  <m:r>
+                    <w:rPr>
+                      <w:rFonts w:ascii="Cambria Math" w:eastAsia="Cambria Math" w:hAnsi="Cambria Math" w:cs="Cambria Math"/>
+                      <w:sz w:val="16"/>
+                      <w:szCs w:val="16"/>
+                    </w:rPr>
+                    <m:t>-3</m:t>
+                  </m:r>
+                  <m:ctrlPr>
+                    <w:rPr>
+                      <w:rFonts w:ascii="Cambria Math" w:eastAsia="Cambria Math" w:hAnsi="Cambria Math" w:cs="Cambria Math"/>
+                      <w:i/>
+                      <w:sz w:val="16"/>
+                      <w:szCs w:val="16"/>
+                    </w:rPr>
+                  </m:ctrlPr>
+                </m:e>
+              </m:mr>
+              <m:mr>
+                <m:e>
+                  <m:r>
+                    <w:rPr>
+                      <w:rFonts w:ascii="Cambria Math" w:eastAsia="Cambria Math" w:hAnsi="Cambria Math" w:cs="Cambria Math"/>
+                      <w:sz w:val="16"/>
+                      <w:szCs w:val="16"/>
+                    </w:rPr>
+                    <m:t>0</m:t>
+                  </m:r>
+                  <m:ctrlPr>
+                    <w:rPr>
+                      <w:rFonts w:ascii="Cambria Math" w:eastAsia="Cambria Math" w:hAnsi="Cambria Math" w:cs="Cambria Math"/>
+                      <w:i/>
+                      <w:sz w:val="16"/>
+                      <w:szCs w:val="16"/>
+                    </w:rPr>
+                  </m:ctrlPr>
+                </m:e>
+                <m:e>
+                  <m:r>
+                    <w:rPr>
+                      <w:rFonts w:ascii="Cambria Math" w:eastAsia="Cambria Math" w:hAnsi="Cambria Math" w:cs="Cambria Math"/>
+                      <w:sz w:val="16"/>
+                      <w:szCs w:val="16"/>
+                    </w:rPr>
+                    <m:t>0</m:t>
+                  </m:r>
+                  <m:ctrlPr>
+                    <w:rPr>
+                      <w:rFonts w:ascii="Cambria Math" w:eastAsia="Cambria Math" w:hAnsi="Cambria Math" w:cs="Cambria Math"/>
+                      <w:i/>
+                      <w:sz w:val="16"/>
+                      <w:szCs w:val="16"/>
+                    </w:rPr>
+                  </m:ctrlPr>
+                </m:e>
+                <m:e>
+                  <m:r>
+                    <w:rPr>
+                      <w:rFonts w:ascii="Cambria Math" w:eastAsia="Cambria Math" w:hAnsi="Cambria Math" w:cs="Cambria Math"/>
+                      <w:sz w:val="16"/>
+                      <w:szCs w:val="16"/>
+                    </w:rPr>
+                    <m:t>0</m:t>
+                  </m:r>
+                  <m:ctrlPr>
+                    <w:rPr>
+                      <w:rFonts w:ascii="Cambria Math" w:eastAsia="Cambria Math" w:hAnsi="Cambria Math" w:cs="Cambria Math"/>
+                      <w:i/>
+                      <w:sz w:val="16"/>
+                      <w:szCs w:val="16"/>
+                    </w:rPr>
+                  </m:ctrlPr>
+                </m:e>
+                <m:e>
+                  <m:r>
+                    <w:rPr>
+                      <w:rFonts w:ascii="Cambria Math" w:eastAsia="Cambria Math" w:hAnsi="Cambria Math" w:cs="Cambria Math"/>
+                      <w:sz w:val="16"/>
+                      <w:szCs w:val="16"/>
+                    </w:rPr>
+                    <m:t>1</m:t>
+                  </m:r>
+                </m:e>
+              </m:mr>
+            </m:m>
+          </m:e>
+        </m:d>
+        <m:d>
+          <m:dPr>
+            <m:begChr m:val="["/>
+            <m:endChr m:val="]"/>
+            <m:ctrlPr>
+              <w:rPr>
+                <w:rFonts w:ascii="Cambria Math" w:hAnsi="Cambria Math"/>
+                <w:i/>
+                <w:sz w:val="16"/>
+                <w:szCs w:val="16"/>
+              </w:rPr>
+            </m:ctrlPr>
+          </m:dPr>
+          <m:e>
+            <m:m>
+              <m:mPr>
+                <m:mcs>
+                  <m:mc>
+                    <m:mcPr>
+                      <m:count m:val="4"/>
+                      <m:mcJc m:val="center"/>
+                    </m:mcPr>
+                  </m:mc>
+                </m:mcs>
+                <m:ctrlPr>
+                  <w:rPr>
+                    <w:rFonts w:ascii="Cambria Math" w:hAnsi="Cambria Math"/>
+                    <w:i/>
+                    <w:sz w:val="16"/>
+                    <w:szCs w:val="16"/>
+                  </w:rPr>
+                </m:ctrlPr>
+              </m:mPr>
+              <m:mr>
+                <m:e>
+                  <m:r>
+                    <w:rPr>
+                      <w:rFonts w:ascii="Cambria Math" w:hAnsi="Cambria Math"/>
+                      <w:sz w:val="16"/>
+                      <w:szCs w:val="16"/>
+                    </w:rPr>
+                    <m:t>1</m:t>
+                  </m:r>
+                </m:e>
+                <m:e>
+                  <m:r>
+                    <w:rPr>
+                      <w:rFonts w:ascii="Cambria Math" w:hAnsi="Cambria Math"/>
+                      <w:sz w:val="16"/>
+                      <w:szCs w:val="16"/>
+                    </w:rPr>
+                    <m:t>0</m:t>
+                  </m:r>
+                </m:e>
+                <m:e>
+                  <m:r>
+                    <w:rPr>
+                      <w:rFonts w:ascii="Cambria Math" w:hAnsi="Cambria Math"/>
+                      <w:sz w:val="16"/>
+                      <w:szCs w:val="16"/>
+                    </w:rPr>
+                    <m:t>0</m:t>
+                  </m:r>
+                  <m:ctrlPr>
+                    <w:rPr>
+                      <w:rFonts w:ascii="Cambria Math" w:eastAsia="Cambria Math" w:hAnsi="Cambria Math" w:cs="Cambria Math"/>
+                      <w:i/>
+                      <w:sz w:val="16"/>
+                      <w:szCs w:val="16"/>
+                    </w:rPr>
+                  </m:ctrlPr>
+                </m:e>
+                <m:e>
+                  <m:r>
+                    <w:rPr>
+                      <w:rFonts w:ascii="Cambria Math" w:eastAsia="Cambria Math" w:hAnsi="Cambria Math" w:cs="Cambria Math"/>
+                      <w:sz w:val="16"/>
+                      <w:szCs w:val="16"/>
+                    </w:rPr>
+                    <m:t>-100</m:t>
+                  </m:r>
+                  <m:ctrlPr>
+                    <w:rPr>
+                      <w:rFonts w:ascii="Cambria Math" w:eastAsia="Cambria Math" w:hAnsi="Cambria Math" w:cs="Cambria Math"/>
+                      <w:i/>
+                      <w:sz w:val="16"/>
+                      <w:szCs w:val="16"/>
+                    </w:rPr>
+                  </m:ctrlPr>
+                </m:e>
+              </m:mr>
+              <m:mr>
+                <m:e>
+                  <m:r>
+                    <w:rPr>
+                      <w:rFonts w:ascii="Cambria Math" w:eastAsia="Cambria Math" w:hAnsi="Cambria Math" w:cs="Cambria Math"/>
+                      <w:sz w:val="16"/>
+                      <w:szCs w:val="16"/>
+                    </w:rPr>
+                    <m:t>0</m:t>
+                  </m:r>
+                  <m:ctrlPr>
+                    <w:rPr>
+                      <w:rFonts w:ascii="Cambria Math" w:eastAsia="Cambria Math" w:hAnsi="Cambria Math" w:cs="Cambria Math"/>
+                      <w:i/>
+                      <w:sz w:val="16"/>
+                      <w:szCs w:val="16"/>
+                    </w:rPr>
+                  </m:ctrlPr>
+                </m:e>
+                <m:e>
+                  <m:r>
+                    <w:rPr>
+                      <w:rFonts w:ascii="Cambria Math" w:eastAsia="Cambria Math" w:hAnsi="Cambria Math" w:cs="Cambria Math"/>
+                      <w:sz w:val="16"/>
+                      <w:szCs w:val="16"/>
+                    </w:rPr>
+                    <m:t>1</m:t>
+                  </m:r>
+                  <m:ctrlPr>
+                    <w:rPr>
+                      <w:rFonts w:ascii="Cambria Math" w:eastAsia="Cambria Math" w:hAnsi="Cambria Math" w:cs="Cambria Math"/>
+                      <w:i/>
+                      <w:sz w:val="16"/>
+                      <w:szCs w:val="16"/>
+                    </w:rPr>
+                  </m:ctrlPr>
+                </m:e>
+                <m:e>
+                  <m:r>
+                    <w:rPr>
+                      <w:rFonts w:ascii="Cambria Math" w:eastAsia="Cambria Math" w:hAnsi="Cambria Math" w:cs="Cambria Math"/>
+                      <w:sz w:val="16"/>
+                      <w:szCs w:val="16"/>
+                    </w:rPr>
+                    <m:t>0</m:t>
+                  </m:r>
+                  <m:ctrlPr>
+                    <w:rPr>
+                      <w:rFonts w:ascii="Cambria Math" w:eastAsia="Cambria Math" w:hAnsi="Cambria Math" w:cs="Cambria Math"/>
+                      <w:i/>
+                      <w:sz w:val="16"/>
+                      <w:szCs w:val="16"/>
+                    </w:rPr>
+                  </m:ctrlPr>
+                </m:e>
+                <m:e>
+                  <m:r>
+                    <w:rPr>
+                      <w:rFonts w:ascii="Cambria Math" w:eastAsia="Cambria Math" w:hAnsi="Cambria Math" w:cs="Cambria Math"/>
+                      <w:sz w:val="16"/>
+                      <w:szCs w:val="16"/>
+                    </w:rPr>
+                    <m:t>-2500</m:t>
+                  </m:r>
+                  <m:ctrlPr>
+                    <w:rPr>
+                      <w:rFonts w:ascii="Cambria Math" w:eastAsia="Cambria Math" w:hAnsi="Cambria Math" w:cs="Cambria Math"/>
+                      <w:i/>
+                      <w:sz w:val="16"/>
+                      <w:szCs w:val="16"/>
+                    </w:rPr>
+                  </m:ctrlPr>
+                </m:e>
+              </m:mr>
+              <m:mr>
+                <m:e>
+                  <m:r>
+                    <w:rPr>
+                      <w:rFonts w:ascii="Cambria Math" w:eastAsia="Cambria Math" w:hAnsi="Cambria Math" w:cs="Cambria Math"/>
+                      <w:sz w:val="16"/>
+                      <w:szCs w:val="16"/>
+                    </w:rPr>
+                    <m:t>0</m:t>
+                  </m:r>
+                </m:e>
+                <m:e>
+                  <m:r>
+                    <w:rPr>
+                      <w:rFonts w:ascii="Cambria Math" w:hAnsi="Cambria Math"/>
+                      <w:sz w:val="16"/>
+                      <w:szCs w:val="16"/>
+                    </w:rPr>
+                    <m:t>0</m:t>
+                  </m:r>
+                  <m:ctrlPr>
+                    <w:rPr>
+                      <w:rFonts w:ascii="Cambria Math" w:eastAsia="Cambria Math" w:hAnsi="Cambria Math" w:cs="Cambria Math"/>
+                      <w:i/>
+                      <w:sz w:val="16"/>
+                      <w:szCs w:val="16"/>
+                    </w:rPr>
+                  </m:ctrlPr>
+                </m:e>
+                <m:e>
+                  <m:r>
+                    <w:rPr>
+                      <w:rFonts w:ascii="Cambria Math" w:eastAsia="Cambria Math" w:hAnsi="Cambria Math" w:cs="Cambria Math"/>
+                      <w:sz w:val="16"/>
+                      <w:szCs w:val="16"/>
+                    </w:rPr>
+                    <m:t>1</m:t>
+                  </m:r>
+                  <m:ctrlPr>
+                    <w:rPr>
+                      <w:rFonts w:ascii="Cambria Math" w:eastAsia="Cambria Math" w:hAnsi="Cambria Math" w:cs="Cambria Math"/>
+                      <w:i/>
+                      <w:sz w:val="16"/>
+                      <w:szCs w:val="16"/>
+                    </w:rPr>
+                  </m:ctrlPr>
+                </m:e>
+                <m:e>
+                  <m:r>
+                    <w:rPr>
+                      <w:rFonts w:ascii="Cambria Math" w:eastAsia="Cambria Math" w:hAnsi="Cambria Math" w:cs="Cambria Math"/>
+                      <w:sz w:val="16"/>
+                      <w:szCs w:val="16"/>
+                    </w:rPr>
+                    <m:t>300</m:t>
+                  </m:r>
+                  <m:ctrlPr>
+                    <w:rPr>
+                      <w:rFonts w:ascii="Cambria Math" w:eastAsia="Cambria Math" w:hAnsi="Cambria Math" w:cs="Cambria Math"/>
+                      <w:i/>
+                      <w:sz w:val="16"/>
+                      <w:szCs w:val="16"/>
+                    </w:rPr>
+                  </m:ctrlPr>
+                </m:e>
+              </m:mr>
+              <m:mr>
+                <m:e>
+                  <m:r>
+                    <w:rPr>
+                      <w:rFonts w:ascii="Cambria Math" w:eastAsia="Cambria Math" w:hAnsi="Cambria Math" w:cs="Cambria Math"/>
+                      <w:sz w:val="16"/>
+                      <w:szCs w:val="16"/>
+                    </w:rPr>
+                    <m:t>0</m:t>
+                  </m:r>
+                  <m:ctrlPr>
+                    <w:rPr>
+                      <w:rFonts w:ascii="Cambria Math" w:eastAsia="Cambria Math" w:hAnsi="Cambria Math" w:cs="Cambria Math"/>
+                      <w:i/>
+                      <w:sz w:val="16"/>
+                      <w:szCs w:val="16"/>
+                    </w:rPr>
+                  </m:ctrlPr>
+                </m:e>
+                <m:e>
+                  <m:r>
+                    <w:rPr>
+                      <w:rFonts w:ascii="Cambria Math" w:eastAsia="Cambria Math" w:hAnsi="Cambria Math" w:cs="Cambria Math"/>
+                      <w:sz w:val="16"/>
+                      <w:szCs w:val="16"/>
+                    </w:rPr>
+                    <m:t>0</m:t>
+                  </m:r>
+                  <m:ctrlPr>
+                    <w:rPr>
+                      <w:rFonts w:ascii="Cambria Math" w:eastAsia="Cambria Math" w:hAnsi="Cambria Math" w:cs="Cambria Math"/>
+                      <w:i/>
+                      <w:sz w:val="16"/>
+                      <w:szCs w:val="16"/>
+                    </w:rPr>
+                  </m:ctrlPr>
+                </m:e>
+                <m:e>
+                  <m:r>
+                    <w:rPr>
+                      <w:rFonts w:ascii="Cambria Math" w:eastAsia="Cambria Math" w:hAnsi="Cambria Math" w:cs="Cambria Math"/>
+                      <w:sz w:val="16"/>
+                      <w:szCs w:val="16"/>
+                    </w:rPr>
+                    <m:t>0</m:t>
+                  </m:r>
+                  <m:ctrlPr>
+                    <w:rPr>
+                      <w:rFonts w:ascii="Cambria Math" w:eastAsia="Cambria Math" w:hAnsi="Cambria Math" w:cs="Cambria Math"/>
+                      <w:i/>
+                      <w:sz w:val="16"/>
+                      <w:szCs w:val="16"/>
+                    </w:rPr>
+                  </m:ctrlPr>
+                </m:e>
+                <m:e>
+                  <m:r>
+                    <w:rPr>
+                      <w:rFonts w:ascii="Cambria Math" w:eastAsia="Cambria Math" w:hAnsi="Cambria Math" w:cs="Cambria Math"/>
+                      <w:sz w:val="16"/>
+                      <w:szCs w:val="16"/>
+                    </w:rPr>
+                    <m:t>1</m:t>
+                  </m:r>
+                </m:e>
+              </m:mr>
+            </m:m>
+          </m:e>
+        </m:d>
+        <m:d>
+          <m:dPr>
+            <m:begChr m:val="["/>
+            <m:endChr m:val="]"/>
+            <m:ctrlPr>
+              <w:rPr>
+                <w:rFonts w:ascii="Cambria Math" w:hAnsi="Cambria Math"/>
+                <w:i/>
+                <w:sz w:val="16"/>
+                <w:szCs w:val="16"/>
+              </w:rPr>
+            </m:ctrlPr>
+          </m:dPr>
+          <m:e>
+            <m:m>
+              <m:mPr>
+                <m:mcs>
+                  <m:mc>
+                    <m:mcPr>
+                      <m:count m:val="1"/>
+                      <m:mcJc m:val="center"/>
+                    </m:mcPr>
+                  </m:mc>
+                </m:mcs>
+                <m:ctrlPr>
+                  <w:rPr>
+                    <w:rFonts w:ascii="Cambria Math" w:hAnsi="Cambria Math"/>
+                    <w:i/>
+                    <w:color w:val="FF0000"/>
+                    <w:sz w:val="16"/>
+                    <w:szCs w:val="16"/>
+                  </w:rPr>
+                </m:ctrlPr>
+              </m:mPr>
+              <m:mr>
+                <m:e>
+                  <m:r>
+                    <w:rPr>
+                      <w:rFonts w:ascii="Cambria Math" w:hAnsi="Cambria Math"/>
+                      <w:color w:val="FF0000"/>
+                      <w:sz w:val="16"/>
+                      <w:szCs w:val="16"/>
+                    </w:rPr>
+                    <m:t>100</m:t>
+                  </m:r>
+                </m:e>
+              </m:mr>
+              <m:mr>
+                <m:e>
+                  <m:r>
+                    <w:rPr>
+                      <w:rFonts w:ascii="Cambria Math" w:eastAsia="Cambria Math" w:hAnsi="Cambria Math" w:cs="Cambria Math"/>
+                      <w:color w:val="FF0000"/>
+                      <w:sz w:val="16"/>
+                      <w:szCs w:val="16"/>
+                    </w:rPr>
+                    <m:t>2500</m:t>
+                  </m:r>
+                  <m:ctrlPr>
+                    <w:rPr>
+                      <w:rFonts w:ascii="Cambria Math" w:eastAsia="Cambria Math" w:hAnsi="Cambria Math" w:cs="Cambria Math"/>
+                      <w:i/>
+                      <w:color w:val="FF0000"/>
+                      <w:sz w:val="16"/>
+                      <w:szCs w:val="16"/>
+                    </w:rPr>
+                  </m:ctrlPr>
+                </m:e>
+              </m:mr>
+              <m:mr>
+                <m:e>
+                  <m:r>
+                    <w:rPr>
+                      <w:rFonts w:ascii="Cambria Math" w:eastAsia="Cambria Math" w:hAnsi="Cambria Math" w:cs="Cambria Math"/>
+                      <w:color w:val="FF0000"/>
+                      <w:sz w:val="16"/>
+                      <w:szCs w:val="16"/>
+                    </w:rPr>
+                    <m:t>-300</m:t>
+                  </m:r>
+                  <m:ctrlPr>
+                    <w:rPr>
+                      <w:rFonts w:ascii="Cambria Math" w:eastAsia="Cambria Math" w:hAnsi="Cambria Math" w:cs="Cambria Math"/>
+                      <w:i/>
+                      <w:color w:val="FF0000"/>
+                      <w:sz w:val="16"/>
+                      <w:szCs w:val="16"/>
+                    </w:rPr>
+                  </m:ctrlPr>
+                </m:e>
+              </m:mr>
+              <m:mr>
+                <m:e>
+                  <m:r>
+                    <w:rPr>
+                      <w:rFonts w:ascii="Cambria Math" w:eastAsia="Cambria Math" w:hAnsi="Cambria Math" w:cs="Cambria Math"/>
+                      <w:color w:val="FF0000"/>
+                      <w:sz w:val="16"/>
+                      <w:szCs w:val="16"/>
+                    </w:rPr>
+                    <m:t>1</m:t>
+                  </m:r>
+                </m:e>
+              </m:mr>
+            </m:m>
+          </m:e>
+        </m:d>
+      </m:oMath>
+      <w:r>
+        <w:rPr>
+          <w:rFonts w:hint="eastAsia"/>
+          <w:sz w:val="18"/>
+          <w:szCs w:val="18"/>
+        </w:rPr>
+        <w:t xml:space="preserve"> </w:t>
+      </w:r>
+    </w:p>
+    <w:p>
+      <w:pPr>
+        <w:pStyle w:val="a4"/>
+        <w:ind w:leftChars="0" w:left="420"/>
+        <w:rPr>
+          <w:rFonts w:hint="eastAsia"/>
+          <w:sz w:val="18"/>
+          <w:szCs w:val="18"/>
+        </w:rPr>
+      </w:pPr>
     </w:p>
     <w:sectPr>
       <w:pgSz w:w="23811" w:h="16838" w:orient="landscape" w:code="8"/>

--- a/ゲーム科2年/00_前期/ゲーム開発Ⅰ/ゲーム数学Ⅱ/テスト/ゲーム数学テスト_答え.docx
+++ b/ゲーム科2年/00_前期/ゲーム開発Ⅰ/ゲーム数学Ⅱ/テスト/ゲーム数学テスト_答え.docx
@@ -1537,21 +1537,17 @@
                       <w:sz w:val="28"/>
                       <w:szCs w:val="28"/>
                     </w:rPr>
-                    <m:t>31</m:t>
-                  </m:r>
-                </m:e>
-                <m:e>
-                  <m:r>
-                    <w:rPr>
-                      <w:rFonts w:ascii="Cambria Math" w:hAnsi="Cambria Math"/>
+                    <m:t>3</m:t>
+                  </m:r>
+                  <m:r>
+                    <w:rPr>
+                      <w:rFonts w:ascii="Cambria Math" w:hAnsi="Cambria Math" w:hint="eastAsia"/>
                       <w:sz w:val="28"/>
                       <w:szCs w:val="28"/>
                     </w:rPr>
-                    <m:t>-2</m:t>
-                  </m:r>
-                </m:e>
-              </m:mr>
-              <m:mr>
+                    <m:t>0</m:t>
+                  </m:r>
+                </m:e>
                 <m:e>
                   <m:r>
                     <w:rPr>
@@ -1559,9 +1555,11 @@
                       <w:sz w:val="28"/>
                       <w:szCs w:val="28"/>
                     </w:rPr>
-                    <m:t>-13</m:t>
-                  </m:r>
-                </m:e>
+                    <m:t>-2</m:t>
+                  </m:r>
+                </m:e>
+              </m:mr>
+              <m:mr>
                 <m:e>
                   <m:r>
                     <w:rPr>
@@ -1569,7 +1567,17 @@
                       <w:sz w:val="28"/>
                       <w:szCs w:val="28"/>
                     </w:rPr>
-                    <m:t>2</m:t>
+                    <m:t>-13</m:t>
+                  </m:r>
+                </m:e>
+                <m:e>
+                  <m:r>
+                    <w:rPr>
+                      <w:rFonts w:ascii="Cambria Math" w:hAnsi="Cambria Math" w:hint="eastAsia"/>
+                      <w:sz w:val="28"/>
+                      <w:szCs w:val="28"/>
+                    </w:rPr>
+                    <m:t>17</m:t>
                   </m:r>
                 </m:e>
               </m:mr>
@@ -11235,7 +11243,6 @@
         <w:pStyle w:val="a4"/>
         <w:ind w:leftChars="0" w:left="420"/>
         <w:rPr>
-          <w:rFonts w:hint="eastAsia"/>
           <w:sz w:val="18"/>
           <w:szCs w:val="18"/>
         </w:rPr>
